--- a/exams/고전과함께하는비판적토론/13주차 인공지능과 인간은 다른가 - 정영서.docx
+++ b/exams/고전과함께하는비판적토론/13주차 인공지능과 인간은 다른가 - 정영서.docx
@@ -43,7 +43,7 @@
         <w:rPr>
           <w:rFonts w:hint="eastAsia"/>
         </w:rPr>
-        <w:t xml:space="preserve"> 서울시립대학교 자유전공학부 정영서</w:t>
+        <w:t>서울시립대학교</w:t>
       </w:r>
     </w:p>
     <w:p>
